--- a/flow/20230914_vu_template/drafts/2024-10-u/14-ПН-Назарія.docx
+++ b/flow/20230914_vu_template/drafts/2024-10-u/14-ПН-Назарія.docx
@@ -2956,7 +2956,7 @@
           <w:szCs w:val="24"/>
           <w:rtl w:val="0"/>
         </w:rPr>
-        <w:t xml:space="preserve">Виходить чоловік до свого діла,* і до своєї праці аж до вечора.</w:t>
+        <w:t>Виходить людина до свого діла,* і до своєї праці аж до вечора.</w:t>
       </w:r>
     </w:p>
     <w:p>
@@ -16403,7 +16403,7 @@
           <w:szCs w:val="24"/>
           <w:rtl w:val="0"/>
         </w:rPr>
-        <w:t xml:space="preserve">Мене залічено до тих, що сходять у яму.* Я став як чоловік, що допомоги не має.</w:t>
+        <w:t>Мене залічено до тих, що сходять у яму.* Я став як людина, що допомоги не має.</w:t>
       </w:r>
     </w:p>
     <w:p>
@@ -17881,7 +17881,7 @@
           <w:szCs w:val="24"/>
           <w:rtl w:val="0"/>
         </w:rPr>
-        <w:t xml:space="preserve"> Господи, Боже наш! Ти за покаяння дарував людям відпущення, нам же, як образ пізнання і визнання гріхів, показав покаяння і прощення пророка Давида. Тож, Владико, помилуй з великої милости твоєї нас, що в чимало великих гріхів впали, і по багатстві ласк твоїх очисти беззаконня наші, бо перед тобою згрішили ми, Господи, що невідомі й таємні речі серця людського знаєш, і єдиний ти маєш владу прощати гріхи. Серце ж чисте вчини в нас і Духом владичним утверди нас, і радість спасіння твого яви нам. Не відкинь нас від лиця твого, але дозволь, як Благий і Людинолюбний, аж до останнього нашого віддиху появляти тобі жертву справедливости й приноси на святих твоїх жертовниках, милістю і ласками і людинолюбʼям єдинородного Сина твого, з яким ти є благословенний з пресвятим, добрим і животворчим твоїм Духом, нині й повсякчас, і на віки віків. Амінь.</w:t>
+        <w:t xml:space="preserve"> Господи, Боже наш! Ти за покаяння дарував людям відпущення, нам же, як образ пізнання і визнання гріхів, показав покаяння і прощення пророка Давида. Тож, Владико, помилуй з великої милости твоєї нас, що в чимало великих гріхів впали, і по багатстві ласк твоїх очисти беззаконня наші, бо перед тобою згрішили ми, Господи, що невідомі й таємні речі серця людського знаєш, і єдиний ти маєш владу прощати гріхи. Серце ж чисте вчини в нас і Духом владичним утверди нас, і радість спасіння твого яви нам. Не відкинь нас від лиця твого, але дозволь, як Благий і людинолюбний, аж до останнього нашого віддиху появляти тобі жертву справедливости й приноси на святих твоїх жертовниках, милістю і ласками і людинолюбʼям єдинородного Сина твого, з яким ти є благословенний з пресвятим, добрим і животворчим твоїм Духом, нині й повсякчас, і на віки віків. Амінь.</w:t>
       </w:r>
     </w:p>
     <w:p>
